--- a/tillsyn/A 4529-2026 tillsynsbegäran.docx
+++ b/tillsyn/A 4529-2026 tillsynsbegäran.docx
@@ -35,7 +35,7 @@
     </w:p>
     <w:p>
       <w:r>
-        <w:t>I avverkningsanmälan har följande 9 naturvårdsarter hittats: garnlav (NT), rosenticka (NT), skogshare (NT), spillkråka (NT, §4), tallticka (NT), talltita (NT, §4), tretåig hackspett (NT, §4), ullticka (NT) och tjäder (§4). Av dessa är 8 rödlistade. För rödlistade arter har rödlistekategorin angivits inom parentes. För fridlysta arter anges även paragrafen i Artskyddsförordningen som arten är fridlyst enligt.</w:t>
+        <w:t>I avverkningsanmälan har följande 10 naturvårdsarter hittats: garnlav (NT), mörk kolflarnlav (NT), rosenticka (NT), skogshare (NT), spillkråka (NT, §4), tallticka (NT), talltita (NT, §4), tretåig hackspett (NT, §4), ullticka (NT) och tjäder (§4). Av dessa är 9 rödlistade. För rödlistade arter har rödlistekategorin angivits inom parentes. För fridlysta arter anges även paragrafen i Artskyddsförordningen som arten är fridlyst enligt.</w:t>
       </w:r>
     </w:p>
     <w:p>
@@ -124,6 +124,17 @@
         <w:rPr>
           <w:b/>
         </w:rPr>
+        <w:t>Mörk kolflarnlav (NT)</w:t>
+      </w:r>
+      <w:r>
+        <w:t xml:space="preserve"> är brandberoende och växer nästan uteslutande på kolad hård kärnved av tall. Arten förekommer främst i glesa, öppna tall- och blandbarrskogar av naturskogskaraktär och etableringen verkar ske sent efter brand, kanske först efter 100–300 år. Mörk kolflarnlav indikerar skog med höga naturvärden och vanligast är att den påträffas på rester av nedbrunna torrakor och högstubbar och lågstubbar som är så grova att hela innandömet är urbränt. Tall- och blandbarrskogar av naturskogskaraktär med spår av återkommande bränder hyser höga biologiska värden och bör skyddas (SLU Artdatabanken, 2024).</w:t>
+      </w:r>
+    </w:p>
+    <w:p>
+      <w:r>
+        <w:rPr>
+          <w:b/>
+        </w:rPr>
         <w:t>Rosenticka (NT)</w:t>
       </w:r>
       <w:r>
@@ -957,7 +968,7 @@
     <w:r>
       <w:tab/>
       <w:tab/>
-      <w:t>2026-03-12</w:t>
+      <w:t>2026-03-13</w:t>
       <w:br/>
       <w:br/>
     </w:r>

--- a/tillsyn/A 4529-2026 tillsynsbegäran.docx
+++ b/tillsyn/A 4529-2026 tillsynsbegäran.docx
@@ -968,7 +968,7 @@
     <w:r>
       <w:tab/>
       <w:tab/>
-      <w:t>2026-03-13</w:t>
+      <w:t>2026-03-16</w:t>
       <w:br/>
       <w:br/>
     </w:r>

--- a/tillsyn/A 4529-2026 tillsynsbegäran.docx
+++ b/tillsyn/A 4529-2026 tillsynsbegäran.docx
@@ -968,7 +968,7 @@
     <w:r>
       <w:tab/>
       <w:tab/>
-      <w:t>2026-03-16</w:t>
+      <w:t>2026-03-17</w:t>
       <w:br/>
       <w:br/>
     </w:r>

--- a/tillsyn/A 4529-2026 tillsynsbegäran.docx
+++ b/tillsyn/A 4529-2026 tillsynsbegäran.docx
@@ -968,7 +968,7 @@
     <w:r>
       <w:tab/>
       <w:tab/>
-      <w:t>2026-03-17</w:t>
+      <w:t>2026-03-18</w:t>
       <w:br/>
       <w:br/>
     </w:r>

--- a/tillsyn/A 4529-2026 tillsynsbegäran.docx
+++ b/tillsyn/A 4529-2026 tillsynsbegäran.docx
@@ -968,7 +968,7 @@
     <w:r>
       <w:tab/>
       <w:tab/>
-      <w:t>2026-03-18</w:t>
+      <w:t>2026-03-19</w:t>
       <w:br/>
       <w:br/>
     </w:r>

--- a/tillsyn/A 4529-2026 tillsynsbegäran.docx
+++ b/tillsyn/A 4529-2026 tillsynsbegäran.docx
@@ -968,7 +968,7 @@
     <w:r>
       <w:tab/>
       <w:tab/>
-      <w:t>2026-03-19</w:t>
+      <w:t>2026-03-20</w:t>
       <w:br/>
       <w:br/>
     </w:r>

--- a/tillsyn/A 4529-2026 tillsynsbegäran.docx
+++ b/tillsyn/A 4529-2026 tillsynsbegäran.docx
@@ -968,7 +968,7 @@
     <w:r>
       <w:tab/>
       <w:tab/>
-      <w:t>2026-03-20</w:t>
+      <w:t>2026-03-21</w:t>
       <w:br/>
       <w:br/>
     </w:r>

--- a/tillsyn/A 4529-2026 tillsynsbegäran.docx
+++ b/tillsyn/A 4529-2026 tillsynsbegäran.docx
@@ -968,7 +968,7 @@
     <w:r>
       <w:tab/>
       <w:tab/>
-      <w:t>2026-03-21</w:t>
+      <w:t>2026-03-22</w:t>
       <w:br/>
       <w:br/>
     </w:r>

--- a/tillsyn/A 4529-2026 tillsynsbegäran.docx
+++ b/tillsyn/A 4529-2026 tillsynsbegäran.docx
@@ -968,7 +968,7 @@
     <w:r>
       <w:tab/>
       <w:tab/>
-      <w:t>2026-03-22</w:t>
+      <w:t>2026-03-23</w:t>
       <w:br/>
       <w:br/>
     </w:r>

--- a/tillsyn/A 4529-2026 tillsynsbegäran.docx
+++ b/tillsyn/A 4529-2026 tillsynsbegäran.docx
@@ -968,7 +968,7 @@
     <w:r>
       <w:tab/>
       <w:tab/>
-      <w:t>2026-03-23</w:t>
+      <w:t>2026-03-24</w:t>
       <w:br/>
       <w:br/>
     </w:r>
